--- a/backend/templates/Ведомость.docx
+++ b/backend/templates/Ведомость.docx
@@ -52,27 +52,7 @@
           <w:bCs/>
           <w:u w:val="single"/>
         </w:rPr>
-        <w:t>{</w:t>
-      </w:r>
-      <w:proofErr w:type="spellStart"/>
-      <w:r>
-        <w:rPr>
-          <w:rFonts w:ascii="Times New Roman" w:hAnsi="Times New Roman" w:cs="Times New Roman"/>
-          <w:b/>
-          <w:bCs/>
-          <w:u w:val="single"/>
-        </w:rPr>
-        <w:t>statementNumber</w:t>
-      </w:r>
-      <w:proofErr w:type="spellEnd"/>
-      <w:r>
-        <w:rPr>
-          <w:rFonts w:ascii="Times New Roman" w:hAnsi="Times New Roman" w:cs="Times New Roman"/>
-          <w:b/>
-          <w:bCs/>
-          <w:u w:val="single"/>
-        </w:rPr>
-        <w:t>}</w:t>
+        <w:t>{statementNumber}</w:t>
       </w:r>
     </w:p>
     <w:p>
@@ -115,27 +95,7 @@
           <w:bCs/>
           <w:u w:val="single"/>
         </w:rPr>
-        <w:t>{</w:t>
-      </w:r>
-      <w:proofErr w:type="spellStart"/>
-      <w:r>
-        <w:rPr>
-          <w:rFonts w:ascii="Times New Roman" w:hAnsi="Times New Roman" w:cs="Times New Roman"/>
-          <w:b/>
-          <w:bCs/>
-          <w:u w:val="single"/>
-        </w:rPr>
-        <w:t>educationForm</w:t>
-      </w:r>
-      <w:proofErr w:type="spellEnd"/>
-      <w:r>
-        <w:rPr>
-          <w:rFonts w:ascii="Times New Roman" w:hAnsi="Times New Roman" w:cs="Times New Roman"/>
-          <w:b/>
-          <w:bCs/>
-          <w:u w:val="single"/>
-        </w:rPr>
-        <w:t>}</w:t>
+        <w:t>{educationForm}</w:t>
       </w:r>
     </w:p>
     <w:p>
@@ -159,27 +119,7 @@
           <w:bCs/>
           <w:u w:val="single"/>
         </w:rPr>
-        <w:t>{</w:t>
-      </w:r>
-      <w:proofErr w:type="spellStart"/>
-      <w:r>
-        <w:rPr>
-          <w:rFonts w:ascii="Times New Roman" w:hAnsi="Times New Roman" w:cs="Times New Roman"/>
-          <w:b/>
-          <w:bCs/>
-          <w:u w:val="single"/>
-        </w:rPr>
-        <w:t>educationLevel</w:t>
-      </w:r>
-      <w:proofErr w:type="spellEnd"/>
-      <w:r>
-        <w:rPr>
-          <w:rFonts w:ascii="Times New Roman" w:hAnsi="Times New Roman" w:cs="Times New Roman"/>
-          <w:b/>
-          <w:bCs/>
-          <w:u w:val="single"/>
-        </w:rPr>
-        <w:t>}</w:t>
+        <w:t>{educationLevel}</w:t>
       </w:r>
     </w:p>
     <w:p>
@@ -218,27 +158,7 @@
           <w:bCs/>
           <w:u w:val="single"/>
         </w:rPr>
-        <w:t>{</w:t>
-      </w:r>
-      <w:proofErr w:type="spellStart"/>
-      <w:r>
-        <w:rPr>
-          <w:rFonts w:ascii="Times New Roman" w:hAnsi="Times New Roman" w:cs="Times New Roman"/>
-          <w:b/>
-          <w:bCs/>
-          <w:u w:val="single"/>
-        </w:rPr>
-        <w:t>assessmentType</w:t>
-      </w:r>
-      <w:proofErr w:type="spellEnd"/>
-      <w:r>
-        <w:rPr>
-          <w:rFonts w:ascii="Times New Roman" w:hAnsi="Times New Roman" w:cs="Times New Roman"/>
-          <w:b/>
-          <w:bCs/>
-          <w:u w:val="single"/>
-        </w:rPr>
-        <w:t>}</w:t>
+        <w:t>{assessmentType}</w:t>
       </w:r>
     </w:p>
     <w:p>
@@ -316,23 +236,7 @@
                 <w:rFonts w:ascii="Times New Roman" w:hAnsi="Times New Roman" w:cs="Times New Roman"/>
                 <w:u w:val="single"/>
               </w:rPr>
-              <w:t>{</w:t>
-            </w:r>
-            <w:proofErr w:type="spellStart"/>
-            <w:r>
-              <w:rPr>
-                <w:rFonts w:ascii="Times New Roman" w:hAnsi="Times New Roman" w:cs="Times New Roman"/>
-                <w:u w:val="single"/>
-              </w:rPr>
-              <w:t>academicYear</w:t>
-            </w:r>
-            <w:proofErr w:type="spellEnd"/>
-            <w:r>
-              <w:rPr>
-                <w:rFonts w:ascii="Times New Roman" w:hAnsi="Times New Roman" w:cs="Times New Roman"/>
-                <w:u w:val="single"/>
-              </w:rPr>
-              <w:t xml:space="preserve">}  </w:t>
+              <w:t xml:space="preserve">{academicYear}  </w:t>
             </w:r>
           </w:p>
         </w:tc>
@@ -376,23 +280,7 @@
                 <w:rFonts w:ascii="Times New Roman" w:hAnsi="Times New Roman" w:cs="Times New Roman"/>
                 <w:u w:val="single"/>
               </w:rPr>
-              <w:t>{</w:t>
-            </w:r>
-            <w:proofErr w:type="spellStart"/>
-            <w:r>
-              <w:rPr>
-                <w:rFonts w:ascii="Times New Roman" w:hAnsi="Times New Roman" w:cs="Times New Roman"/>
-                <w:u w:val="single"/>
-              </w:rPr>
-              <w:t>semester</w:t>
-            </w:r>
-            <w:proofErr w:type="spellEnd"/>
-            <w:r>
-              <w:rPr>
-                <w:rFonts w:ascii="Times New Roman" w:hAnsi="Times New Roman" w:cs="Times New Roman"/>
-                <w:u w:val="single"/>
-              </w:rPr>
-              <w:t>}</w:t>
+              <w:t>{semester}</w:t>
             </w:r>
           </w:p>
         </w:tc>
@@ -438,23 +326,7 @@
                 <w:rFonts w:ascii="Times New Roman" w:hAnsi="Times New Roman" w:cs="Times New Roman"/>
                 <w:u w:val="single"/>
               </w:rPr>
-              <w:t>{</w:t>
-            </w:r>
-            <w:proofErr w:type="spellStart"/>
-            <w:r>
-              <w:rPr>
-                <w:rFonts w:ascii="Times New Roman" w:hAnsi="Times New Roman" w:cs="Times New Roman"/>
-                <w:u w:val="single"/>
-              </w:rPr>
-              <w:t>facultyName</w:t>
-            </w:r>
-            <w:proofErr w:type="spellEnd"/>
-            <w:r>
-              <w:rPr>
-                <w:rFonts w:ascii="Times New Roman" w:hAnsi="Times New Roman" w:cs="Times New Roman"/>
-                <w:u w:val="single"/>
-              </w:rPr>
-              <w:t>}</w:t>
+              <w:t>{facultyName}</w:t>
             </w:r>
           </w:p>
         </w:tc>
@@ -499,23 +371,7 @@
                 <w:rFonts w:ascii="Times New Roman" w:hAnsi="Times New Roman" w:cs="Times New Roman"/>
                 <w:u w:val="single"/>
               </w:rPr>
-              <w:t>{</w:t>
-            </w:r>
-            <w:proofErr w:type="spellStart"/>
-            <w:r>
-              <w:rPr>
-                <w:rFonts w:ascii="Times New Roman" w:hAnsi="Times New Roman" w:cs="Times New Roman"/>
-                <w:u w:val="single"/>
-              </w:rPr>
-              <w:t>courseNumber</w:t>
-            </w:r>
-            <w:proofErr w:type="spellEnd"/>
-            <w:r>
-              <w:rPr>
-                <w:rFonts w:ascii="Times New Roman" w:hAnsi="Times New Roman" w:cs="Times New Roman"/>
-                <w:u w:val="single"/>
-              </w:rPr>
-              <w:t>}</w:t>
+              <w:t>{courseNumber}</w:t>
             </w:r>
           </w:p>
         </w:tc>
@@ -559,23 +415,7 @@
                 <w:rFonts w:ascii="Times New Roman" w:hAnsi="Times New Roman" w:cs="Times New Roman"/>
                 <w:u w:val="single"/>
               </w:rPr>
-              <w:t>{</w:t>
-            </w:r>
-            <w:proofErr w:type="spellStart"/>
-            <w:r>
-              <w:rPr>
-                <w:rFonts w:ascii="Times New Roman" w:hAnsi="Times New Roman" w:cs="Times New Roman"/>
-                <w:u w:val="single"/>
-              </w:rPr>
-              <w:t>groupNumber</w:t>
-            </w:r>
-            <w:proofErr w:type="spellEnd"/>
-            <w:r>
-              <w:rPr>
-                <w:rFonts w:ascii="Times New Roman" w:hAnsi="Times New Roman" w:cs="Times New Roman"/>
-                <w:u w:val="single"/>
-              </w:rPr>
-              <w:t>}</w:t>
+              <w:t>{groupNumber}</w:t>
             </w:r>
           </w:p>
         </w:tc>
@@ -621,23 +461,7 @@
                 <w:rFonts w:ascii="Times New Roman" w:hAnsi="Times New Roman" w:cs="Times New Roman"/>
                 <w:u w:val="single"/>
               </w:rPr>
-              <w:t>{</w:t>
-            </w:r>
-            <w:proofErr w:type="spellStart"/>
-            <w:r>
-              <w:rPr>
-                <w:rFonts w:ascii="Times New Roman" w:hAnsi="Times New Roman" w:cs="Times New Roman"/>
-                <w:u w:val="single"/>
-              </w:rPr>
-              <w:t>disciplineName</w:t>
-            </w:r>
-            <w:proofErr w:type="spellEnd"/>
-            <w:r>
-              <w:rPr>
-                <w:rFonts w:ascii="Times New Roman" w:hAnsi="Times New Roman" w:cs="Times New Roman"/>
-                <w:u w:val="single"/>
-              </w:rPr>
-              <w:t>}</w:t>
+              <w:t>{disciplineName}</w:t>
             </w:r>
           </w:p>
         </w:tc>
@@ -682,23 +506,14 @@
                 <w:rFonts w:ascii="Times New Roman" w:hAnsi="Times New Roman" w:cs="Times New Roman"/>
                 <w:u w:val="single"/>
               </w:rPr>
-              <w:t>{</w:t>
-            </w:r>
-            <w:proofErr w:type="spellStart"/>
+              <w:t>{practiceHours}</w:t>
+            </w:r>
             <w:r>
               <w:rPr>
                 <w:rFonts w:ascii="Times New Roman" w:hAnsi="Times New Roman" w:cs="Times New Roman"/>
                 <w:u w:val="single"/>
               </w:rPr>
-              <w:t>practiceHours</w:t>
-            </w:r>
-            <w:proofErr w:type="spellEnd"/>
-            <w:r>
-              <w:rPr>
-                <w:rFonts w:ascii="Times New Roman" w:hAnsi="Times New Roman" w:cs="Times New Roman"/>
-                <w:u w:val="single"/>
-              </w:rPr>
-              <w:t>}</w:t>
+              <w:t xml:space="preserve"> /2 з.е.</w:t>
             </w:r>
           </w:p>
         </w:tc>
@@ -744,23 +559,7 @@
                 <w:rFonts w:ascii="Times New Roman" w:hAnsi="Times New Roman" w:cs="Times New Roman"/>
                 <w:u w:val="single"/>
               </w:rPr>
-              <w:t>{</w:t>
-            </w:r>
-            <w:proofErr w:type="spellStart"/>
-            <w:r>
-              <w:rPr>
-                <w:rFonts w:ascii="Times New Roman" w:hAnsi="Times New Roman" w:cs="Times New Roman"/>
-                <w:u w:val="single"/>
-              </w:rPr>
-              <w:t>teacherName</w:t>
-            </w:r>
-            <w:proofErr w:type="spellEnd"/>
-            <w:r>
-              <w:rPr>
-                <w:rFonts w:ascii="Times New Roman" w:hAnsi="Times New Roman" w:cs="Times New Roman"/>
-                <w:u w:val="single"/>
-              </w:rPr>
-              <w:t>}</w:t>
+              <w:t>{teacherName}</w:t>
             </w:r>
           </w:p>
         </w:tc>
@@ -806,23 +605,7 @@
                 <w:rFonts w:ascii="Times New Roman" w:hAnsi="Times New Roman" w:cs="Times New Roman"/>
                 <w:u w:val="single"/>
               </w:rPr>
-              <w:t>{</w:t>
-            </w:r>
-            <w:proofErr w:type="spellStart"/>
-            <w:r>
-              <w:rPr>
-                <w:rFonts w:ascii="Times New Roman" w:hAnsi="Times New Roman" w:cs="Times New Roman"/>
-                <w:u w:val="single"/>
-              </w:rPr>
-              <w:t>examDate</w:t>
-            </w:r>
-            <w:proofErr w:type="spellEnd"/>
-            <w:r>
-              <w:rPr>
-                <w:rFonts w:ascii="Times New Roman" w:hAnsi="Times New Roman" w:cs="Times New Roman"/>
-                <w:u w:val="single"/>
-              </w:rPr>
-              <w:t>}</w:t>
+              <w:t>{examDate}</w:t>
             </w:r>
           </w:p>
         </w:tc>
@@ -1129,29 +912,14 @@
               <w:rPr>
                 <w:rFonts w:ascii="Times New Roman" w:hAnsi="Times New Roman" w:cs="Times New Roman"/>
               </w:rPr>
-              <w:t>{#</w:t>
-            </w:r>
-            <w:proofErr w:type="gramStart"/>
-            <w:r>
-              <w:rPr>
-                <w:rFonts w:ascii="Times New Roman" w:hAnsi="Times New Roman" w:cs="Times New Roman"/>
-              </w:rPr>
-              <w:t>students}</w:t>
-            </w:r>
-            <w:r>
-              <w:rPr>
-                <w:rFonts w:ascii="Times New Roman" w:hAnsi="Times New Roman" w:cs="Times New Roman"/>
-                <w:lang w:val="en-US"/>
-              </w:rPr>
-              <w:t>{</w:t>
-            </w:r>
-            <w:proofErr w:type="gramEnd"/>
-            <w:r>
-              <w:rPr>
-                <w:rFonts w:ascii="Times New Roman" w:hAnsi="Times New Roman" w:cs="Times New Roman"/>
-                <w:lang w:val="en-US"/>
-              </w:rPr>
-              <w:t>index}</w:t>
+              <w:t>{#students}</w:t>
+            </w:r>
+            <w:r>
+              <w:rPr>
+                <w:rFonts w:ascii="Times New Roman" w:hAnsi="Times New Roman" w:cs="Times New Roman"/>
+                <w:lang w:val="en-US"/>
+              </w:rPr>
+              <w:t>{index}</w:t>
             </w:r>
           </w:p>
         </w:tc>
@@ -1171,21 +939,7 @@
               <w:rPr>
                 <w:rFonts w:ascii="Times New Roman" w:hAnsi="Times New Roman" w:cs="Times New Roman"/>
               </w:rPr>
-              <w:t>{</w:t>
-            </w:r>
-            <w:proofErr w:type="spellStart"/>
-            <w:r>
-              <w:rPr>
-                <w:rFonts w:ascii="Times New Roman" w:hAnsi="Times New Roman" w:cs="Times New Roman"/>
-              </w:rPr>
-              <w:t>studentName</w:t>
-            </w:r>
-            <w:proofErr w:type="spellEnd"/>
-            <w:r>
-              <w:rPr>
-                <w:rFonts w:ascii="Times New Roman" w:hAnsi="Times New Roman" w:cs="Times New Roman"/>
-              </w:rPr>
-              <w:t>}</w:t>
+              <w:t>{studentName}</w:t>
             </w:r>
           </w:p>
         </w:tc>
@@ -1207,23 +961,7 @@
                 <w:rFonts w:ascii="Times New Roman" w:hAnsi="Times New Roman" w:cs="Times New Roman"/>
                 <w:lang w:val="en-US"/>
               </w:rPr>
-              <w:t>{</w:t>
-            </w:r>
-            <w:proofErr w:type="spellStart"/>
-            <w:r>
-              <w:rPr>
-                <w:rFonts w:ascii="Times New Roman" w:hAnsi="Times New Roman" w:cs="Times New Roman"/>
-                <w:lang w:val="en-US"/>
-              </w:rPr>
-              <w:t>studentNumber</w:t>
-            </w:r>
-            <w:proofErr w:type="spellEnd"/>
-            <w:r>
-              <w:rPr>
-                <w:rFonts w:ascii="Times New Roman" w:hAnsi="Times New Roman" w:cs="Times New Roman"/>
-                <w:lang w:val="en-US"/>
-              </w:rPr>
-              <w:t>}</w:t>
+              <w:t>{studentNumber}</w:t>
             </w:r>
           </w:p>
         </w:tc>
@@ -1245,23 +983,7 @@
                 <w:rFonts w:ascii="Times New Roman" w:hAnsi="Times New Roman" w:cs="Times New Roman"/>
                 <w:lang w:val="en-US"/>
               </w:rPr>
-              <w:t>{</w:t>
-            </w:r>
-            <w:proofErr w:type="spellStart"/>
-            <w:r>
-              <w:rPr>
-                <w:rFonts w:ascii="Times New Roman" w:hAnsi="Times New Roman" w:cs="Times New Roman"/>
-                <w:lang w:val="en-US"/>
-              </w:rPr>
-              <w:t>passMark</w:t>
-            </w:r>
-            <w:proofErr w:type="spellEnd"/>
-            <w:r>
-              <w:rPr>
-                <w:rFonts w:ascii="Times New Roman" w:hAnsi="Times New Roman" w:cs="Times New Roman"/>
-                <w:lang w:val="en-US"/>
-              </w:rPr>
-              <w:t>}</w:t>
+              <w:t>{passMark}</w:t>
             </w:r>
           </w:p>
         </w:tc>
@@ -1283,23 +1005,7 @@
                 <w:rFonts w:ascii="Times New Roman" w:hAnsi="Times New Roman" w:cs="Times New Roman"/>
                 <w:lang w:val="en-US"/>
               </w:rPr>
-              <w:t>{</w:t>
-            </w:r>
-            <w:proofErr w:type="spellStart"/>
-            <w:r>
-              <w:rPr>
-                <w:rFonts w:ascii="Times New Roman" w:hAnsi="Times New Roman" w:cs="Times New Roman"/>
-                <w:lang w:val="en-US"/>
-              </w:rPr>
-              <w:t>examMark</w:t>
-            </w:r>
-            <w:proofErr w:type="spellEnd"/>
-            <w:r>
-              <w:rPr>
-                <w:rFonts w:ascii="Times New Roman" w:hAnsi="Times New Roman" w:cs="Times New Roman"/>
-                <w:lang w:val="en-US"/>
-              </w:rPr>
-              <w:t>}</w:t>
+              <w:t>{examMark}</w:t>
             </w:r>
           </w:p>
         </w:tc>
@@ -1320,21 +1026,7 @@
               <w:rPr>
                 <w:rFonts w:ascii="Times New Roman" w:hAnsi="Times New Roman" w:cs="Times New Roman"/>
               </w:rPr>
-              <w:t>{/</w:t>
-            </w:r>
-            <w:proofErr w:type="spellStart"/>
-            <w:r>
-              <w:rPr>
-                <w:rFonts w:ascii="Times New Roman" w:hAnsi="Times New Roman" w:cs="Times New Roman"/>
-              </w:rPr>
-              <w:t>students</w:t>
-            </w:r>
-            <w:proofErr w:type="spellEnd"/>
-            <w:r>
-              <w:rPr>
-                <w:rFonts w:ascii="Times New Roman" w:hAnsi="Times New Roman" w:cs="Times New Roman"/>
-              </w:rPr>
-              <w:t>}</w:t>
+              <w:t>{/students}</w:t>
             </w:r>
           </w:p>
         </w:tc>
@@ -1433,21 +1125,7 @@
         <w:rPr>
           <w:rFonts w:ascii="Times New Roman" w:hAnsi="Times New Roman" w:cs="Times New Roman"/>
         </w:rPr>
-        <w:t>{</w:t>
-      </w:r>
-      <w:proofErr w:type="spellStart"/>
-      <w:r>
-        <w:rPr>
-          <w:rFonts w:ascii="Times New Roman" w:hAnsi="Times New Roman" w:cs="Times New Roman"/>
-        </w:rPr>
-        <w:t>deanName</w:t>
-      </w:r>
-      <w:proofErr w:type="spellEnd"/>
-      <w:r>
-        <w:rPr>
-          <w:rFonts w:ascii="Times New Roman" w:hAnsi="Times New Roman" w:cs="Times New Roman"/>
-        </w:rPr>
-        <w:t>}</w:t>
+        <w:t>{deanName}</w:t>
       </w:r>
     </w:p>
     <w:p>
@@ -1553,23 +1231,7 @@
           <w:rFonts w:ascii="Times New Roman" w:hAnsi="Times New Roman" w:cs="Times New Roman"/>
           <w:u w:val="single"/>
         </w:rPr>
-        <w:t>{</w:t>
-      </w:r>
-      <w:proofErr w:type="spellStart"/>
-      <w:r>
-        <w:rPr>
-          <w:rFonts w:ascii="Times New Roman" w:hAnsi="Times New Roman" w:cs="Times New Roman"/>
-          <w:u w:val="single"/>
-        </w:rPr>
-        <w:t>presentStudents</w:t>
-      </w:r>
-      <w:proofErr w:type="spellEnd"/>
-      <w:r>
-        <w:rPr>
-          <w:rFonts w:ascii="Times New Roman" w:hAnsi="Times New Roman" w:cs="Times New Roman"/>
-          <w:u w:val="single"/>
-        </w:rPr>
-        <w:t>}</w:t>
+        <w:t>{presentStudents}</w:t>
       </w:r>
     </w:p>
     <w:p>
@@ -2093,23 +1755,7 @@
           <w:rFonts w:ascii="Times New Roman" w:hAnsi="Times New Roman" w:cs="Times New Roman"/>
           <w:u w:val="single"/>
         </w:rPr>
-        <w:t>{</w:t>
-      </w:r>
-      <w:proofErr w:type="spellStart"/>
-      <w:r>
-        <w:rPr>
-          <w:rFonts w:ascii="Times New Roman" w:hAnsi="Times New Roman" w:cs="Times New Roman"/>
-          <w:u w:val="single"/>
-        </w:rPr>
-        <w:t>absentStudents</w:t>
-      </w:r>
-      <w:proofErr w:type="spellEnd"/>
-      <w:r>
-        <w:rPr>
-          <w:rFonts w:ascii="Times New Roman" w:hAnsi="Times New Roman" w:cs="Times New Roman"/>
-          <w:u w:val="single"/>
-        </w:rPr>
-        <w:t>}</w:t>
+        <w:t>{absentStudents}</w:t>
       </w:r>
     </w:p>
     <w:sectPr>

--- a/backend/templates/Ведомость.docx
+++ b/backend/templates/Ведомость.docx
@@ -50,9 +50,26 @@
           <w:rFonts w:ascii="Times New Roman" w:hAnsi="Times New Roman" w:cs="Times New Roman"/>
           <w:b/>
           <w:bCs/>
-          <w:u w:val="single"/>
-        </w:rPr>
-        <w:t>{statementNumber}</w:t>
+        </w:rPr>
+        <w:t>{</w:t>
+      </w:r>
+      <w:proofErr w:type="spellStart"/>
+      <w:r>
+        <w:rPr>
+          <w:rFonts w:ascii="Times New Roman" w:hAnsi="Times New Roman" w:cs="Times New Roman"/>
+          <w:b/>
+          <w:bCs/>
+        </w:rPr>
+        <w:t>statementNumber</w:t>
+      </w:r>
+      <w:proofErr w:type="spellEnd"/>
+      <w:r>
+        <w:rPr>
+          <w:rFonts w:ascii="Times New Roman" w:hAnsi="Times New Roman" w:cs="Times New Roman"/>
+          <w:b/>
+          <w:bCs/>
+        </w:rPr>
+        <w:t>}</w:t>
       </w:r>
     </w:p>
     <w:p>
@@ -93,9 +110,26 @@
           <w:rFonts w:ascii="Times New Roman" w:hAnsi="Times New Roman" w:cs="Times New Roman"/>
           <w:b/>
           <w:bCs/>
-          <w:u w:val="single"/>
-        </w:rPr>
-        <w:t>{educationForm}</w:t>
+        </w:rPr>
+        <w:t>{</w:t>
+      </w:r>
+      <w:proofErr w:type="spellStart"/>
+      <w:r>
+        <w:rPr>
+          <w:rFonts w:ascii="Times New Roman" w:hAnsi="Times New Roman" w:cs="Times New Roman"/>
+          <w:b/>
+          <w:bCs/>
+        </w:rPr>
+        <w:t>educationForm</w:t>
+      </w:r>
+      <w:proofErr w:type="spellEnd"/>
+      <w:r>
+        <w:rPr>
+          <w:rFonts w:ascii="Times New Roman" w:hAnsi="Times New Roman" w:cs="Times New Roman"/>
+          <w:b/>
+          <w:bCs/>
+        </w:rPr>
+        <w:t>}</w:t>
       </w:r>
     </w:p>
     <w:p>
@@ -117,9 +151,26 @@
           <w:rFonts w:ascii="Times New Roman" w:hAnsi="Times New Roman" w:cs="Times New Roman"/>
           <w:b/>
           <w:bCs/>
-          <w:u w:val="single"/>
-        </w:rPr>
-        <w:t>{educationLevel}</w:t>
+        </w:rPr>
+        <w:t>{</w:t>
+      </w:r>
+      <w:proofErr w:type="spellStart"/>
+      <w:r>
+        <w:rPr>
+          <w:rFonts w:ascii="Times New Roman" w:hAnsi="Times New Roman" w:cs="Times New Roman"/>
+          <w:b/>
+          <w:bCs/>
+        </w:rPr>
+        <w:t>educationLevel</w:t>
+      </w:r>
+      <w:proofErr w:type="spellEnd"/>
+      <w:r>
+        <w:rPr>
+          <w:rFonts w:ascii="Times New Roman" w:hAnsi="Times New Roman" w:cs="Times New Roman"/>
+          <w:b/>
+          <w:bCs/>
+        </w:rPr>
+        <w:t>}</w:t>
       </w:r>
     </w:p>
     <w:p>
@@ -156,9 +207,26 @@
           <w:rFonts w:ascii="Times New Roman" w:hAnsi="Times New Roman" w:cs="Times New Roman"/>
           <w:b/>
           <w:bCs/>
-          <w:u w:val="single"/>
-        </w:rPr>
-        <w:t>{assessmentType}</w:t>
+        </w:rPr>
+        <w:t>{</w:t>
+      </w:r>
+      <w:proofErr w:type="spellStart"/>
+      <w:r>
+        <w:rPr>
+          <w:rFonts w:ascii="Times New Roman" w:hAnsi="Times New Roman" w:cs="Times New Roman"/>
+          <w:b/>
+          <w:bCs/>
+        </w:rPr>
+        <w:t>assessmentType</w:t>
+      </w:r>
+      <w:proofErr w:type="spellEnd"/>
+      <w:r>
+        <w:rPr>
+          <w:rFonts w:ascii="Times New Roman" w:hAnsi="Times New Roman" w:cs="Times New Roman"/>
+          <w:b/>
+          <w:bCs/>
+        </w:rPr>
+        <w:t>}</w:t>
       </w:r>
     </w:p>
     <w:p>
@@ -173,7 +241,8 @@
     <w:tbl>
       <w:tblPr>
         <w:tblStyle w:val="ac"/>
-        <w:tblW w:w="9209" w:type="dxa"/>
+        <w:tblW w:w="9351" w:type="dxa"/>
+        <w:tblInd w:w="-142" w:type="dxa"/>
         <w:tblBorders>
           <w:top w:val="none" w:sz="0" w:space="0" w:color="auto"/>
           <w:left w:val="none" w:sz="0" w:space="0" w:color="auto"/>
@@ -186,20 +255,19 @@
         <w:tblLook w:val="04A0" w:firstRow="1" w:lastRow="0" w:firstColumn="1" w:lastColumn="0" w:noHBand="0" w:noVBand="1"/>
       </w:tblPr>
       <w:tblGrid>
-        <w:gridCol w:w="705"/>
-        <w:gridCol w:w="850"/>
-        <w:gridCol w:w="1275"/>
-        <w:gridCol w:w="709"/>
-        <w:gridCol w:w="133"/>
-        <w:gridCol w:w="292"/>
-        <w:gridCol w:w="567"/>
-        <w:gridCol w:w="782"/>
-        <w:gridCol w:w="3896"/>
+        <w:gridCol w:w="846"/>
+        <w:gridCol w:w="714"/>
+        <w:gridCol w:w="1409"/>
+        <w:gridCol w:w="714"/>
+        <w:gridCol w:w="420"/>
+        <w:gridCol w:w="572"/>
+        <w:gridCol w:w="777"/>
+        <w:gridCol w:w="3899"/>
       </w:tblGrid>
       <w:tr>
         <w:tc>
           <w:tcPr>
-            <w:tcW w:w="1555" w:type="dxa"/>
+            <w:tcW w:w="1560" w:type="dxa"/>
             <w:gridSpan w:val="2"/>
           </w:tcPr>
           <w:p>
@@ -220,29 +288,62 @@
         </w:tc>
         <w:tc>
           <w:tcPr>
-            <w:tcW w:w="1275" w:type="dxa"/>
-          </w:tcPr>
-          <w:p>
-            <w:pPr>
-              <w:spacing w:line="276" w:lineRule="auto"/>
-              <w:jc w:val="both"/>
-              <w:rPr>
-                <w:rFonts w:ascii="Times New Roman" w:hAnsi="Times New Roman" w:cs="Times New Roman"/>
-                <w:u w:val="single"/>
-              </w:rPr>
-            </w:pPr>
-            <w:r>
-              <w:rPr>
-                <w:rFonts w:ascii="Times New Roman" w:hAnsi="Times New Roman" w:cs="Times New Roman"/>
-                <w:u w:val="single"/>
-              </w:rPr>
-              <w:t xml:space="preserve">{academicYear}  </w:t>
+            <w:tcW w:w="1409" w:type="dxa"/>
+          </w:tcPr>
+          <w:p>
+            <w:pPr>
+              <w:spacing w:line="276" w:lineRule="auto"/>
+              <w:jc w:val="both"/>
+              <w:rPr>
+                <w:rFonts w:ascii="Times New Roman" w:hAnsi="Times New Roman" w:cs="Times New Roman"/>
+              </w:rPr>
+            </w:pPr>
+            <w:r>
+              <w:rPr>
+                <w:rFonts w:ascii="Times New Roman" w:hAnsi="Times New Roman" w:cs="Times New Roman"/>
+              </w:rPr>
+              <w:t>{</w:t>
+            </w:r>
+            <w:proofErr w:type="spellStart"/>
+            <w:r>
+              <w:rPr>
+                <w:rFonts w:ascii="Times New Roman" w:hAnsi="Times New Roman" w:cs="Times New Roman"/>
+              </w:rPr>
+              <w:t>academicYear</w:t>
+            </w:r>
+            <w:proofErr w:type="spellEnd"/>
+            <w:r>
+              <w:rPr>
+                <w:rFonts w:ascii="Times New Roman" w:hAnsi="Times New Roman" w:cs="Times New Roman"/>
+              </w:rPr>
+              <w:t xml:space="preserve">}  </w:t>
             </w:r>
           </w:p>
         </w:tc>
         <w:tc>
           <w:tcPr>
             <w:tcW w:w="1134" w:type="dxa"/>
+            <w:gridSpan w:val="2"/>
+          </w:tcPr>
+          <w:p>
+            <w:pPr>
+              <w:spacing w:line="276" w:lineRule="auto"/>
+              <w:jc w:val="both"/>
+              <w:rPr>
+                <w:rFonts w:ascii="Times New Roman" w:hAnsi="Times New Roman" w:cs="Times New Roman"/>
+              </w:rPr>
+            </w:pPr>
+            <w:r>
+              <w:rPr>
+                <w:rFonts w:ascii="Times New Roman" w:hAnsi="Times New Roman" w:cs="Times New Roman"/>
+              </w:rPr>
+              <w:t>Семестр</w:t>
+            </w:r>
+          </w:p>
+        </w:tc>
+        <w:tc>
+          <w:tcPr>
+            <w:tcW w:w="5248" w:type="dxa"/>
             <w:gridSpan w:val="3"/>
           </w:tcPr>
           <w:p>
@@ -257,30 +358,21 @@
               <w:rPr>
                 <w:rFonts w:ascii="Times New Roman" w:hAnsi="Times New Roman" w:cs="Times New Roman"/>
               </w:rPr>
-              <w:t>Семестр</w:t>
-            </w:r>
-          </w:p>
-        </w:tc>
-        <w:tc>
-          <w:tcPr>
-            <w:tcW w:w="5245" w:type="dxa"/>
-            <w:gridSpan w:val="3"/>
-          </w:tcPr>
-          <w:p>
-            <w:pPr>
-              <w:spacing w:line="276" w:lineRule="auto"/>
-              <w:jc w:val="both"/>
-              <w:rPr>
-                <w:rFonts w:ascii="Times New Roman" w:hAnsi="Times New Roman" w:cs="Times New Roman"/>
-                <w:u w:val="single"/>
-              </w:rPr>
-            </w:pPr>
-            <w:r>
-              <w:rPr>
-                <w:rFonts w:ascii="Times New Roman" w:hAnsi="Times New Roman" w:cs="Times New Roman"/>
-                <w:u w:val="single"/>
-              </w:rPr>
-              <w:t>{semester}</w:t>
+              <w:t>{</w:t>
+            </w:r>
+            <w:proofErr w:type="spellStart"/>
+            <w:r>
+              <w:rPr>
+                <w:rFonts w:ascii="Times New Roman" w:hAnsi="Times New Roman" w:cs="Times New Roman"/>
+              </w:rPr>
+              <w:t>semester</w:t>
+            </w:r>
+            <w:proofErr w:type="spellEnd"/>
+            <w:r>
+              <w:rPr>
+                <w:rFonts w:ascii="Times New Roman" w:hAnsi="Times New Roman" w:cs="Times New Roman"/>
+              </w:rPr>
+              <w:t>}</w:t>
             </w:r>
           </w:p>
         </w:tc>
@@ -288,7 +380,7 @@
       <w:tr>
         <w:tc>
           <w:tcPr>
-            <w:tcW w:w="1555" w:type="dxa"/>
+            <w:tcW w:w="1560" w:type="dxa"/>
             <w:gridSpan w:val="2"/>
           </w:tcPr>
           <w:p>
@@ -309,24 +401,36 @@
         </w:tc>
         <w:tc>
           <w:tcPr>
-            <w:tcW w:w="7654" w:type="dxa"/>
-            <w:gridSpan w:val="7"/>
-          </w:tcPr>
-          <w:p>
-            <w:pPr>
-              <w:spacing w:line="276" w:lineRule="auto"/>
-              <w:jc w:val="both"/>
-              <w:rPr>
-                <w:rFonts w:ascii="Times New Roman" w:hAnsi="Times New Roman" w:cs="Times New Roman"/>
-                <w:u w:val="single"/>
-              </w:rPr>
-            </w:pPr>
-            <w:r>
-              <w:rPr>
-                <w:rFonts w:ascii="Times New Roman" w:hAnsi="Times New Roman" w:cs="Times New Roman"/>
-                <w:u w:val="single"/>
-              </w:rPr>
-              <w:t>{facultyName}</w:t>
+            <w:tcW w:w="7791" w:type="dxa"/>
+            <w:gridSpan w:val="6"/>
+          </w:tcPr>
+          <w:p>
+            <w:pPr>
+              <w:spacing w:line="276" w:lineRule="auto"/>
+              <w:jc w:val="both"/>
+              <w:rPr>
+                <w:rFonts w:ascii="Times New Roman" w:hAnsi="Times New Roman" w:cs="Times New Roman"/>
+              </w:rPr>
+            </w:pPr>
+            <w:r>
+              <w:rPr>
+                <w:rFonts w:ascii="Times New Roman" w:hAnsi="Times New Roman" w:cs="Times New Roman"/>
+              </w:rPr>
+              <w:t>{</w:t>
+            </w:r>
+            <w:proofErr w:type="spellStart"/>
+            <w:r>
+              <w:rPr>
+                <w:rFonts w:ascii="Times New Roman" w:hAnsi="Times New Roman" w:cs="Times New Roman"/>
+              </w:rPr>
+              <w:t>facultyName</w:t>
+            </w:r>
+            <w:proofErr w:type="spellEnd"/>
+            <w:r>
+              <w:rPr>
+                <w:rFonts w:ascii="Times New Roman" w:hAnsi="Times New Roman" w:cs="Times New Roman"/>
+              </w:rPr>
+              <w:t>}</w:t>
             </w:r>
           </w:p>
         </w:tc>
@@ -334,7 +438,7 @@
       <w:tr>
         <w:tc>
           <w:tcPr>
-            <w:tcW w:w="705" w:type="dxa"/>
+            <w:tcW w:w="846" w:type="dxa"/>
           </w:tcPr>
           <w:p>
             <w:pPr>
@@ -354,7 +458,7 @@
         </w:tc>
         <w:tc>
           <w:tcPr>
-            <w:tcW w:w="2834" w:type="dxa"/>
+            <w:tcW w:w="2837" w:type="dxa"/>
             <w:gridSpan w:val="3"/>
           </w:tcPr>
           <w:p>
@@ -363,22 +467,34 @@
               <w:jc w:val="both"/>
               <w:rPr>
                 <w:rFonts w:ascii="Times New Roman" w:hAnsi="Times New Roman" w:cs="Times New Roman"/>
-                <w:u w:val="single"/>
-              </w:rPr>
-            </w:pPr>
-            <w:r>
-              <w:rPr>
-                <w:rFonts w:ascii="Times New Roman" w:hAnsi="Times New Roman" w:cs="Times New Roman"/>
-                <w:u w:val="single"/>
-              </w:rPr>
-              <w:t>{courseNumber}</w:t>
+              </w:rPr>
+            </w:pPr>
+            <w:r>
+              <w:rPr>
+                <w:rFonts w:ascii="Times New Roman" w:hAnsi="Times New Roman" w:cs="Times New Roman"/>
+              </w:rPr>
+              <w:t>{</w:t>
+            </w:r>
+            <w:proofErr w:type="spellStart"/>
+            <w:r>
+              <w:rPr>
+                <w:rFonts w:ascii="Times New Roman" w:hAnsi="Times New Roman" w:cs="Times New Roman"/>
+              </w:rPr>
+              <w:t>courseNumber</w:t>
+            </w:r>
+            <w:proofErr w:type="spellEnd"/>
+            <w:r>
+              <w:rPr>
+                <w:rFonts w:ascii="Times New Roman" w:hAnsi="Times New Roman" w:cs="Times New Roman"/>
+              </w:rPr>
+              <w:t>}</w:t>
             </w:r>
           </w:p>
         </w:tc>
         <w:tc>
           <w:tcPr>
             <w:tcW w:w="992" w:type="dxa"/>
-            <w:gridSpan w:val="3"/>
+            <w:gridSpan w:val="2"/>
           </w:tcPr>
           <w:p>
             <w:pPr>
@@ -398,7 +514,7 @@
         </w:tc>
         <w:tc>
           <w:tcPr>
-            <w:tcW w:w="4678" w:type="dxa"/>
+            <w:tcW w:w="4676" w:type="dxa"/>
             <w:gridSpan w:val="2"/>
           </w:tcPr>
           <w:p>
@@ -407,15 +523,27 @@
               <w:jc w:val="both"/>
               <w:rPr>
                 <w:rFonts w:ascii="Times New Roman" w:hAnsi="Times New Roman" w:cs="Times New Roman"/>
-                <w:u w:val="single"/>
-              </w:rPr>
-            </w:pPr>
-            <w:r>
-              <w:rPr>
-                <w:rFonts w:ascii="Times New Roman" w:hAnsi="Times New Roman" w:cs="Times New Roman"/>
-                <w:u w:val="single"/>
-              </w:rPr>
-              <w:t>{groupNumber}</w:t>
+              </w:rPr>
+            </w:pPr>
+            <w:r>
+              <w:rPr>
+                <w:rFonts w:ascii="Times New Roman" w:hAnsi="Times New Roman" w:cs="Times New Roman"/>
+              </w:rPr>
+              <w:t>{</w:t>
+            </w:r>
+            <w:proofErr w:type="spellStart"/>
+            <w:r>
+              <w:rPr>
+                <w:rFonts w:ascii="Times New Roman" w:hAnsi="Times New Roman" w:cs="Times New Roman"/>
+              </w:rPr>
+              <w:t>groupNumber</w:t>
+            </w:r>
+            <w:proofErr w:type="spellEnd"/>
+            <w:r>
+              <w:rPr>
+                <w:rFonts w:ascii="Times New Roman" w:hAnsi="Times New Roman" w:cs="Times New Roman"/>
+              </w:rPr>
+              <w:t>}</w:t>
             </w:r>
           </w:p>
         </w:tc>
@@ -423,8 +551,8 @@
       <w:tr>
         <w:tc>
           <w:tcPr>
-            <w:tcW w:w="3672" w:type="dxa"/>
-            <w:gridSpan w:val="5"/>
+            <w:tcW w:w="3683" w:type="dxa"/>
+            <w:gridSpan w:val="4"/>
           </w:tcPr>
           <w:p>
             <w:pPr>
@@ -444,7 +572,7 @@
         </w:tc>
         <w:tc>
           <w:tcPr>
-            <w:tcW w:w="5537" w:type="dxa"/>
+            <w:tcW w:w="5668" w:type="dxa"/>
             <w:gridSpan w:val="4"/>
           </w:tcPr>
           <w:p>
@@ -453,15 +581,27 @@
               <w:jc w:val="both"/>
               <w:rPr>
                 <w:rFonts w:ascii="Times New Roman" w:hAnsi="Times New Roman" w:cs="Times New Roman"/>
-                <w:u w:val="single"/>
-              </w:rPr>
-            </w:pPr>
-            <w:r>
-              <w:rPr>
-                <w:rFonts w:ascii="Times New Roman" w:hAnsi="Times New Roman" w:cs="Times New Roman"/>
-                <w:u w:val="single"/>
-              </w:rPr>
-              <w:t>{disciplineName}</w:t>
+              </w:rPr>
+            </w:pPr>
+            <w:r>
+              <w:rPr>
+                <w:rFonts w:ascii="Times New Roman" w:hAnsi="Times New Roman" w:cs="Times New Roman"/>
+              </w:rPr>
+              <w:t>{</w:t>
+            </w:r>
+            <w:proofErr w:type="spellStart"/>
+            <w:r>
+              <w:rPr>
+                <w:rFonts w:ascii="Times New Roman" w:hAnsi="Times New Roman" w:cs="Times New Roman"/>
+              </w:rPr>
+              <w:t>disciplineName</w:t>
+            </w:r>
+            <w:proofErr w:type="spellEnd"/>
+            <w:r>
+              <w:rPr>
+                <w:rFonts w:ascii="Times New Roman" w:hAnsi="Times New Roman" w:cs="Times New Roman"/>
+              </w:rPr>
+              <w:t>}</w:t>
             </w:r>
           </w:p>
         </w:tc>
@@ -469,8 +609,8 @@
       <w:tr>
         <w:tc>
           <w:tcPr>
-            <w:tcW w:w="5313" w:type="dxa"/>
-            <w:gridSpan w:val="8"/>
+            <w:tcW w:w="5452" w:type="dxa"/>
+            <w:gridSpan w:val="7"/>
           </w:tcPr>
           <w:p>
             <w:pPr>
@@ -490,30 +630,61 @@
         </w:tc>
         <w:tc>
           <w:tcPr>
-            <w:tcW w:w="3896" w:type="dxa"/>
-          </w:tcPr>
-          <w:p>
-            <w:pPr>
-              <w:spacing w:line="276" w:lineRule="auto"/>
-              <w:jc w:val="both"/>
-              <w:rPr>
-                <w:rFonts w:ascii="Times New Roman" w:hAnsi="Times New Roman" w:cs="Times New Roman"/>
-                <w:u w:val="single"/>
-              </w:rPr>
-            </w:pPr>
-            <w:r>
-              <w:rPr>
-                <w:rFonts w:ascii="Times New Roman" w:hAnsi="Times New Roman" w:cs="Times New Roman"/>
-                <w:u w:val="single"/>
-              </w:rPr>
-              <w:t>{practiceHours}</w:t>
-            </w:r>
-            <w:r>
-              <w:rPr>
-                <w:rFonts w:ascii="Times New Roman" w:hAnsi="Times New Roman" w:cs="Times New Roman"/>
-                <w:u w:val="single"/>
-              </w:rPr>
-              <w:t xml:space="preserve"> /2 з.е.</w:t>
+            <w:tcW w:w="3899" w:type="dxa"/>
+          </w:tcPr>
+          <w:p>
+            <w:pPr>
+              <w:spacing w:line="276" w:lineRule="auto"/>
+              <w:jc w:val="both"/>
+              <w:rPr>
+                <w:rFonts w:ascii="Times New Roman" w:hAnsi="Times New Roman" w:cs="Times New Roman"/>
+              </w:rPr>
+            </w:pPr>
+            <w:r>
+              <w:rPr>
+                <w:rFonts w:ascii="Times New Roman" w:hAnsi="Times New Roman" w:cs="Times New Roman"/>
+              </w:rPr>
+              <w:t>{</w:t>
+            </w:r>
+            <w:proofErr w:type="spellStart"/>
+            <w:r>
+              <w:rPr>
+                <w:rFonts w:ascii="Times New Roman" w:hAnsi="Times New Roman" w:cs="Times New Roman"/>
+              </w:rPr>
+              <w:t>practiceHours</w:t>
+            </w:r>
+            <w:proofErr w:type="spellEnd"/>
+            <w:r>
+              <w:rPr>
+                <w:rFonts w:ascii="Times New Roman" w:hAnsi="Times New Roman" w:cs="Times New Roman"/>
+              </w:rPr>
+              <w:t>}</w:t>
+            </w:r>
+            <w:r>
+              <w:rPr>
+                <w:rFonts w:ascii="Times New Roman" w:hAnsi="Times New Roman" w:cs="Times New Roman"/>
+              </w:rPr>
+              <w:t xml:space="preserve"> /</w:t>
+            </w:r>
+            <w:r>
+              <w:rPr>
+                <w:rFonts w:ascii="Times New Roman" w:hAnsi="Times New Roman" w:cs="Times New Roman"/>
+              </w:rPr>
+              <w:t xml:space="preserve"> {</w:t>
+            </w:r>
+            <w:proofErr w:type="spellStart"/>
+            <w:r>
+              <w:rPr>
+                <w:rFonts w:ascii="Times New Roman" w:hAnsi="Times New Roman" w:cs="Times New Roman"/>
+              </w:rPr>
+              <w:t>creditUnits</w:t>
+            </w:r>
+            <w:proofErr w:type="spellEnd"/>
+            <w:r>
+              <w:rPr>
+                <w:rFonts w:ascii="Times New Roman" w:hAnsi="Times New Roman" w:cs="Times New Roman"/>
+              </w:rPr>
+              <w:t>}</w:t>
             </w:r>
           </w:p>
         </w:tc>
@@ -521,8 +692,8 @@
       <w:tr>
         <w:tc>
           <w:tcPr>
-            <w:tcW w:w="4531" w:type="dxa"/>
-            <w:gridSpan w:val="7"/>
+            <w:tcW w:w="4675" w:type="dxa"/>
+            <w:gridSpan w:val="6"/>
           </w:tcPr>
           <w:p>
             <w:pPr>
@@ -542,7 +713,7 @@
         </w:tc>
         <w:tc>
           <w:tcPr>
-            <w:tcW w:w="4678" w:type="dxa"/>
+            <w:tcW w:w="4676" w:type="dxa"/>
             <w:gridSpan w:val="2"/>
           </w:tcPr>
           <w:p>
@@ -551,15 +722,27 @@
               <w:jc w:val="both"/>
               <w:rPr>
                 <w:rFonts w:ascii="Times New Roman" w:hAnsi="Times New Roman" w:cs="Times New Roman"/>
-                <w:u w:val="single"/>
-              </w:rPr>
-            </w:pPr>
-            <w:r>
-              <w:rPr>
-                <w:rFonts w:ascii="Times New Roman" w:hAnsi="Times New Roman" w:cs="Times New Roman"/>
-                <w:u w:val="single"/>
-              </w:rPr>
-              <w:t>{teacherName}</w:t>
+              </w:rPr>
+            </w:pPr>
+            <w:r>
+              <w:rPr>
+                <w:rFonts w:ascii="Times New Roman" w:hAnsi="Times New Roman" w:cs="Times New Roman"/>
+              </w:rPr>
+              <w:t>{</w:t>
+            </w:r>
+            <w:proofErr w:type="spellStart"/>
+            <w:r>
+              <w:rPr>
+                <w:rFonts w:ascii="Times New Roman" w:hAnsi="Times New Roman" w:cs="Times New Roman"/>
+              </w:rPr>
+              <w:t>teacherName</w:t>
+            </w:r>
+            <w:proofErr w:type="spellEnd"/>
+            <w:r>
+              <w:rPr>
+                <w:rFonts w:ascii="Times New Roman" w:hAnsi="Times New Roman" w:cs="Times New Roman"/>
+              </w:rPr>
+              <w:t>}</w:t>
             </w:r>
           </w:p>
         </w:tc>
@@ -567,8 +750,8 @@
       <w:tr>
         <w:tc>
           <w:tcPr>
-            <w:tcW w:w="4531" w:type="dxa"/>
-            <w:gridSpan w:val="7"/>
+            <w:tcW w:w="4675" w:type="dxa"/>
+            <w:gridSpan w:val="6"/>
           </w:tcPr>
           <w:p>
             <w:pPr>
@@ -588,7 +771,7 @@
         </w:tc>
         <w:tc>
           <w:tcPr>
-            <w:tcW w:w="4678" w:type="dxa"/>
+            <w:tcW w:w="4676" w:type="dxa"/>
             <w:gridSpan w:val="2"/>
           </w:tcPr>
           <w:p>
@@ -597,15 +780,27 @@
               <w:jc w:val="both"/>
               <w:rPr>
                 <w:rFonts w:ascii="Times New Roman" w:hAnsi="Times New Roman" w:cs="Times New Roman"/>
-                <w:u w:val="single"/>
-              </w:rPr>
-            </w:pPr>
-            <w:r>
-              <w:rPr>
-                <w:rFonts w:ascii="Times New Roman" w:hAnsi="Times New Roman" w:cs="Times New Roman"/>
-                <w:u w:val="single"/>
-              </w:rPr>
-              <w:t>{examDate}</w:t>
+              </w:rPr>
+            </w:pPr>
+            <w:r>
+              <w:rPr>
+                <w:rFonts w:ascii="Times New Roman" w:hAnsi="Times New Roman" w:cs="Times New Roman"/>
+              </w:rPr>
+              <w:t>{</w:t>
+            </w:r>
+            <w:proofErr w:type="spellStart"/>
+            <w:r>
+              <w:rPr>
+                <w:rFonts w:ascii="Times New Roman" w:hAnsi="Times New Roman" w:cs="Times New Roman"/>
+              </w:rPr>
+              <w:t>examDate</w:t>
+            </w:r>
+            <w:proofErr w:type="spellEnd"/>
+            <w:r>
+              <w:rPr>
+                <w:rFonts w:ascii="Times New Roman" w:hAnsi="Times New Roman" w:cs="Times New Roman"/>
+              </w:rPr>
+              <w:t>}</w:t>
             </w:r>
           </w:p>
         </w:tc>
@@ -912,14 +1107,29 @@
               <w:rPr>
                 <w:rFonts w:ascii="Times New Roman" w:hAnsi="Times New Roman" w:cs="Times New Roman"/>
               </w:rPr>
-              <w:t>{#students}</w:t>
-            </w:r>
-            <w:r>
-              <w:rPr>
-                <w:rFonts w:ascii="Times New Roman" w:hAnsi="Times New Roman" w:cs="Times New Roman"/>
-                <w:lang w:val="en-US"/>
-              </w:rPr>
-              <w:t>{index}</w:t>
+              <w:t>{#</w:t>
+            </w:r>
+            <w:proofErr w:type="gramStart"/>
+            <w:r>
+              <w:rPr>
+                <w:rFonts w:ascii="Times New Roman" w:hAnsi="Times New Roman" w:cs="Times New Roman"/>
+              </w:rPr>
+              <w:t>students}</w:t>
+            </w:r>
+            <w:r>
+              <w:rPr>
+                <w:rFonts w:ascii="Times New Roman" w:hAnsi="Times New Roman" w:cs="Times New Roman"/>
+                <w:lang w:val="en-US"/>
+              </w:rPr>
+              <w:t>{</w:t>
+            </w:r>
+            <w:proofErr w:type="gramEnd"/>
+            <w:r>
+              <w:rPr>
+                <w:rFonts w:ascii="Times New Roman" w:hAnsi="Times New Roman" w:cs="Times New Roman"/>
+                <w:lang w:val="en-US"/>
+              </w:rPr>
+              <w:t>index}</w:t>
             </w:r>
           </w:p>
         </w:tc>
@@ -939,7 +1149,21 @@
               <w:rPr>
                 <w:rFonts w:ascii="Times New Roman" w:hAnsi="Times New Roman" w:cs="Times New Roman"/>
               </w:rPr>
-              <w:t>{studentName}</w:t>
+              <w:t>{</w:t>
+            </w:r>
+            <w:proofErr w:type="spellStart"/>
+            <w:r>
+              <w:rPr>
+                <w:rFonts w:ascii="Times New Roman" w:hAnsi="Times New Roman" w:cs="Times New Roman"/>
+              </w:rPr>
+              <w:t>studentName</w:t>
+            </w:r>
+            <w:proofErr w:type="spellEnd"/>
+            <w:r>
+              <w:rPr>
+                <w:rFonts w:ascii="Times New Roman" w:hAnsi="Times New Roman" w:cs="Times New Roman"/>
+              </w:rPr>
+              <w:t>}</w:t>
             </w:r>
           </w:p>
         </w:tc>
@@ -961,7 +1185,23 @@
                 <w:rFonts w:ascii="Times New Roman" w:hAnsi="Times New Roman" w:cs="Times New Roman"/>
                 <w:lang w:val="en-US"/>
               </w:rPr>
-              <w:t>{studentNumber}</w:t>
+              <w:t>{</w:t>
+            </w:r>
+            <w:proofErr w:type="spellStart"/>
+            <w:r>
+              <w:rPr>
+                <w:rFonts w:ascii="Times New Roman" w:hAnsi="Times New Roman" w:cs="Times New Roman"/>
+                <w:lang w:val="en-US"/>
+              </w:rPr>
+              <w:t>studentNumber</w:t>
+            </w:r>
+            <w:proofErr w:type="spellEnd"/>
+            <w:r>
+              <w:rPr>
+                <w:rFonts w:ascii="Times New Roman" w:hAnsi="Times New Roman" w:cs="Times New Roman"/>
+                <w:lang w:val="en-US"/>
+              </w:rPr>
+              <w:t>}</w:t>
             </w:r>
           </w:p>
         </w:tc>
@@ -975,15 +1215,39 @@
               <w:jc w:val="both"/>
               <w:rPr>
                 <w:rFonts w:ascii="Times New Roman" w:hAnsi="Times New Roman" w:cs="Times New Roman"/>
-                <w:lang w:val="en-US"/>
-              </w:rPr>
-            </w:pPr>
-            <w:r>
-              <w:rPr>
-                <w:rFonts w:ascii="Times New Roman" w:hAnsi="Times New Roman" w:cs="Times New Roman"/>
-                <w:lang w:val="en-US"/>
-              </w:rPr>
-              <w:t>{passMark}</w:t>
+                <w:i/>
+                <w:iCs/>
+                <w:lang w:val="en-US"/>
+              </w:rPr>
+            </w:pPr>
+            <w:r>
+              <w:rPr>
+                <w:rFonts w:ascii="Times New Roman" w:hAnsi="Times New Roman" w:cs="Times New Roman"/>
+                <w:i/>
+                <w:iCs/>
+                <w:lang w:val="en-US"/>
+              </w:rPr>
+              <w:t>{</w:t>
+            </w:r>
+            <w:proofErr w:type="spellStart"/>
+            <w:r>
+              <w:rPr>
+                <w:rFonts w:ascii="Times New Roman" w:hAnsi="Times New Roman" w:cs="Times New Roman"/>
+                <w:i/>
+                <w:iCs/>
+                <w:lang w:val="en-US"/>
+              </w:rPr>
+              <w:t>passMark</w:t>
+            </w:r>
+            <w:proofErr w:type="spellEnd"/>
+            <w:r>
+              <w:rPr>
+                <w:rFonts w:ascii="Times New Roman" w:hAnsi="Times New Roman" w:cs="Times New Roman"/>
+                <w:i/>
+                <w:iCs/>
+                <w:lang w:val="en-US"/>
+              </w:rPr>
+              <w:t>}</w:t>
             </w:r>
           </w:p>
         </w:tc>
@@ -997,15 +1261,39 @@
               <w:jc w:val="both"/>
               <w:rPr>
                 <w:rFonts w:ascii="Times New Roman" w:hAnsi="Times New Roman" w:cs="Times New Roman"/>
-                <w:lang w:val="en-US"/>
-              </w:rPr>
-            </w:pPr>
-            <w:r>
-              <w:rPr>
-                <w:rFonts w:ascii="Times New Roman" w:hAnsi="Times New Roman" w:cs="Times New Roman"/>
-                <w:lang w:val="en-US"/>
-              </w:rPr>
-              <w:t>{examMark}</w:t>
+                <w:i/>
+                <w:iCs/>
+                <w:lang w:val="en-US"/>
+              </w:rPr>
+            </w:pPr>
+            <w:r>
+              <w:rPr>
+                <w:rFonts w:ascii="Times New Roman" w:hAnsi="Times New Roman" w:cs="Times New Roman"/>
+                <w:i/>
+                <w:iCs/>
+                <w:lang w:val="en-US"/>
+              </w:rPr>
+              <w:t>{</w:t>
+            </w:r>
+            <w:proofErr w:type="spellStart"/>
+            <w:r>
+              <w:rPr>
+                <w:rFonts w:ascii="Times New Roman" w:hAnsi="Times New Roman" w:cs="Times New Roman"/>
+                <w:i/>
+                <w:iCs/>
+                <w:lang w:val="en-US"/>
+              </w:rPr>
+              <w:t>examMark</w:t>
+            </w:r>
+            <w:proofErr w:type="spellEnd"/>
+            <w:r>
+              <w:rPr>
+                <w:rFonts w:ascii="Times New Roman" w:hAnsi="Times New Roman" w:cs="Times New Roman"/>
+                <w:i/>
+                <w:iCs/>
+                <w:lang w:val="en-US"/>
+              </w:rPr>
+              <w:t>}</w:t>
             </w:r>
           </w:p>
         </w:tc>
@@ -1026,7 +1314,21 @@
               <w:rPr>
                 <w:rFonts w:ascii="Times New Roman" w:hAnsi="Times New Roman" w:cs="Times New Roman"/>
               </w:rPr>
-              <w:t>{/students}</w:t>
+              <w:t>{/</w:t>
+            </w:r>
+            <w:proofErr w:type="spellStart"/>
+            <w:r>
+              <w:rPr>
+                <w:rFonts w:ascii="Times New Roman" w:hAnsi="Times New Roman" w:cs="Times New Roman"/>
+              </w:rPr>
+              <w:t>students</w:t>
+            </w:r>
+            <w:proofErr w:type="spellEnd"/>
+            <w:r>
+              <w:rPr>
+                <w:rFonts w:ascii="Times New Roman" w:hAnsi="Times New Roman" w:cs="Times New Roman"/>
+              </w:rPr>
+              <w:t>}</w:t>
             </w:r>
           </w:p>
         </w:tc>
@@ -1125,7 +1427,21 @@
         <w:rPr>
           <w:rFonts w:ascii="Times New Roman" w:hAnsi="Times New Roman" w:cs="Times New Roman"/>
         </w:rPr>
-        <w:t>{deanName}</w:t>
+        <w:t>{</w:t>
+      </w:r>
+      <w:proofErr w:type="spellStart"/>
+      <w:r>
+        <w:rPr>
+          <w:rFonts w:ascii="Times New Roman" w:hAnsi="Times New Roman" w:cs="Times New Roman"/>
+        </w:rPr>
+        <w:t>deanName</w:t>
+      </w:r>
+      <w:proofErr w:type="spellEnd"/>
+      <w:r>
+        <w:rPr>
+          <w:rFonts w:ascii="Times New Roman" w:hAnsi="Times New Roman" w:cs="Times New Roman"/>
+        </w:rPr>
+        <w:t>}</w:t>
       </w:r>
     </w:p>
     <w:p>
@@ -1229,9 +1545,22 @@
       <w:r>
         <w:rPr>
           <w:rFonts w:ascii="Times New Roman" w:hAnsi="Times New Roman" w:cs="Times New Roman"/>
-          <w:u w:val="single"/>
-        </w:rPr>
-        <w:t>{presentStudents}</w:t>
+        </w:rPr>
+        <w:t>{</w:t>
+      </w:r>
+      <w:proofErr w:type="spellStart"/>
+      <w:r>
+        <w:rPr>
+          <w:rFonts w:ascii="Times New Roman" w:hAnsi="Times New Roman" w:cs="Times New Roman"/>
+        </w:rPr>
+        <w:t>presentStudents</w:t>
+      </w:r>
+      <w:proofErr w:type="spellEnd"/>
+      <w:r>
+        <w:rPr>
+          <w:rFonts w:ascii="Times New Roman" w:hAnsi="Times New Roman" w:cs="Times New Roman"/>
+        </w:rPr>
+        <w:t>}</w:t>
       </w:r>
     </w:p>
     <w:p>
@@ -1260,6 +1589,7 @@
       <w:tblPr>
         <w:tblStyle w:val="ac"/>
         <w:tblW w:w="0" w:type="auto"/>
+        <w:tblInd w:w="-142" w:type="dxa"/>
         <w:tblBorders>
           <w:top w:val="none" w:sz="0" w:space="0" w:color="auto"/>
           <w:left w:val="none" w:sz="0" w:space="0" w:color="auto"/>
@@ -1272,7 +1602,7 @@
         <w:tblLook w:val="04A0" w:firstRow="1" w:lastRow="0" w:firstColumn="1" w:lastColumn="0" w:noHBand="0" w:noVBand="1"/>
       </w:tblPr>
       <w:tblGrid>
-        <w:gridCol w:w="2302"/>
+        <w:gridCol w:w="2444"/>
         <w:gridCol w:w="2302"/>
         <w:gridCol w:w="2302"/>
         <w:gridCol w:w="2303"/>
@@ -1280,6 +1610,54 @@
       <w:tr>
         <w:tc>
           <w:tcPr>
+            <w:tcW w:w="2444" w:type="dxa"/>
+          </w:tcPr>
+          <w:p>
+            <w:pPr>
+              <w:spacing w:line="276" w:lineRule="auto"/>
+              <w:jc w:val="both"/>
+              <w:rPr>
+                <w:rFonts w:ascii="Times New Roman" w:hAnsi="Times New Roman" w:cs="Times New Roman"/>
+                <w:lang w:val="en-US"/>
+              </w:rPr>
+            </w:pPr>
+            <w:r>
+              <w:rPr>
+                <w:rFonts w:ascii="Times New Roman" w:hAnsi="Times New Roman" w:cs="Times New Roman"/>
+                <w:lang w:val="en-US"/>
+              </w:rPr>
+              <w:t>10 (</w:t>
+            </w:r>
+            <w:r>
+              <w:rPr>
+                <w:rFonts w:ascii="Times New Roman" w:hAnsi="Times New Roman" w:cs="Times New Roman"/>
+              </w:rPr>
+              <w:t>десять</w:t>
+            </w:r>
+            <w:r>
+              <w:rPr>
+                <w:rFonts w:ascii="Times New Roman" w:hAnsi="Times New Roman" w:cs="Times New Roman"/>
+                <w:lang w:val="en-US"/>
+              </w:rPr>
+              <w:t>)</w:t>
+            </w:r>
+            <w:r>
+              <w:rPr>
+                <w:rFonts w:ascii="Times New Roman" w:hAnsi="Times New Roman" w:cs="Times New Roman"/>
+              </w:rPr>
+              <w:t xml:space="preserve"> </w:t>
+            </w:r>
+            <w:r>
+              <w:rPr>
+                <w:rFonts w:ascii="Times New Roman" w:hAnsi="Times New Roman" w:cs="Times New Roman"/>
+                <w:lang w:val="en-US"/>
+              </w:rPr>
+              <w:t>{grade10}</w:t>
+            </w:r>
+          </w:p>
+        </w:tc>
+        <w:tc>
+          <w:tcPr>
             <w:tcW w:w="2302" w:type="dxa"/>
           </w:tcPr>
           <w:p>
@@ -1296,13 +1674,13 @@
                 <w:rFonts w:ascii="Times New Roman" w:hAnsi="Times New Roman" w:cs="Times New Roman"/>
                 <w:lang w:val="en-US"/>
               </w:rPr>
-              <w:t>10 (</w:t>
-            </w:r>
-            <w:r>
-              <w:rPr>
-                <w:rFonts w:ascii="Times New Roman" w:hAnsi="Times New Roman" w:cs="Times New Roman"/>
-              </w:rPr>
-              <w:t>десять</w:t>
+              <w:t>8 (</w:t>
+            </w:r>
+            <w:r>
+              <w:rPr>
+                <w:rFonts w:ascii="Times New Roman" w:hAnsi="Times New Roman" w:cs="Times New Roman"/>
+              </w:rPr>
+              <w:t>восемь</w:t>
             </w:r>
             <w:r>
               <w:rPr>
@@ -1320,10 +1698,9 @@
             <w:r>
               <w:rPr>
                 <w:rFonts w:ascii="Times New Roman" w:hAnsi="Times New Roman" w:cs="Times New Roman"/>
-                <w:u w:val="single"/>
-                <w:lang w:val="en-US"/>
-              </w:rPr>
-              <w:t>{grade10}</w:t>
+                <w:lang w:val="en-US"/>
+              </w:rPr>
+              <w:t>{grade8}</w:t>
             </w:r>
           </w:p>
         </w:tc>
@@ -1345,55 +1722,6 @@
                 <w:rFonts w:ascii="Times New Roman" w:hAnsi="Times New Roman" w:cs="Times New Roman"/>
                 <w:lang w:val="en-US"/>
               </w:rPr>
-              <w:t>8 (</w:t>
-            </w:r>
-            <w:r>
-              <w:rPr>
-                <w:rFonts w:ascii="Times New Roman" w:hAnsi="Times New Roman" w:cs="Times New Roman"/>
-              </w:rPr>
-              <w:t>восемь</w:t>
-            </w:r>
-            <w:r>
-              <w:rPr>
-                <w:rFonts w:ascii="Times New Roman" w:hAnsi="Times New Roman" w:cs="Times New Roman"/>
-                <w:lang w:val="en-US"/>
-              </w:rPr>
-              <w:t>)</w:t>
-            </w:r>
-            <w:r>
-              <w:rPr>
-                <w:rFonts w:ascii="Times New Roman" w:hAnsi="Times New Roman" w:cs="Times New Roman"/>
-              </w:rPr>
-              <w:t xml:space="preserve"> </w:t>
-            </w:r>
-            <w:r>
-              <w:rPr>
-                <w:rFonts w:ascii="Times New Roman" w:hAnsi="Times New Roman" w:cs="Times New Roman"/>
-                <w:u w:val="single"/>
-                <w:lang w:val="en-US"/>
-              </w:rPr>
-              <w:t>{grade8}</w:t>
-            </w:r>
-          </w:p>
-        </w:tc>
-        <w:tc>
-          <w:tcPr>
-            <w:tcW w:w="2302" w:type="dxa"/>
-          </w:tcPr>
-          <w:p>
-            <w:pPr>
-              <w:spacing w:line="276" w:lineRule="auto"/>
-              <w:jc w:val="both"/>
-              <w:rPr>
-                <w:rFonts w:ascii="Times New Roman" w:hAnsi="Times New Roman" w:cs="Times New Roman"/>
-                <w:lang w:val="en-US"/>
-              </w:rPr>
-            </w:pPr>
-            <w:r>
-              <w:rPr>
-                <w:rFonts w:ascii="Times New Roman" w:hAnsi="Times New Roman" w:cs="Times New Roman"/>
-                <w:lang w:val="en-US"/>
-              </w:rPr>
               <w:t>5 (</w:t>
             </w:r>
             <w:r>
@@ -1407,15 +1735,7 @@
                 <w:rFonts w:ascii="Times New Roman" w:hAnsi="Times New Roman" w:cs="Times New Roman"/>
                 <w:lang w:val="en-US"/>
               </w:rPr>
-              <w:t xml:space="preserve">) </w:t>
-            </w:r>
-            <w:r>
-              <w:rPr>
-                <w:rFonts w:ascii="Times New Roman" w:hAnsi="Times New Roman" w:cs="Times New Roman"/>
-                <w:u w:val="single"/>
-                <w:lang w:val="en-US"/>
-              </w:rPr>
-              <w:t>{grade5}</w:t>
+              <w:t>) {grade5}</w:t>
             </w:r>
           </w:p>
         </w:tc>
@@ -1450,15 +1770,7 @@
                 <w:rFonts w:ascii="Times New Roman" w:hAnsi="Times New Roman" w:cs="Times New Roman"/>
                 <w:lang w:val="en-US"/>
               </w:rPr>
-              <w:t xml:space="preserve">) </w:t>
-            </w:r>
-            <w:r>
-              <w:rPr>
-                <w:rFonts w:ascii="Times New Roman" w:hAnsi="Times New Roman" w:cs="Times New Roman"/>
-                <w:u w:val="single"/>
-                <w:lang w:val="en-US"/>
-              </w:rPr>
-              <w:t>{grade3}</w:t>
+              <w:t>) {grade3}</w:t>
             </w:r>
           </w:p>
         </w:tc>
@@ -1466,6 +1778,39 @@
       <w:tr>
         <w:tc>
           <w:tcPr>
+            <w:tcW w:w="2444" w:type="dxa"/>
+          </w:tcPr>
+          <w:p>
+            <w:pPr>
+              <w:spacing w:line="276" w:lineRule="auto"/>
+              <w:jc w:val="both"/>
+              <w:rPr>
+                <w:rFonts w:ascii="Times New Roman" w:hAnsi="Times New Roman" w:cs="Times New Roman"/>
+                <w:lang w:val="en-US"/>
+              </w:rPr>
+            </w:pPr>
+            <w:r>
+              <w:rPr>
+                <w:rFonts w:ascii="Times New Roman" w:hAnsi="Times New Roman" w:cs="Times New Roman"/>
+              </w:rPr>
+              <w:t>9 (девять)</w:t>
+            </w:r>
+            <w:r>
+              <w:rPr>
+                <w:rFonts w:ascii="Times New Roman" w:hAnsi="Times New Roman" w:cs="Times New Roman"/>
+              </w:rPr>
+              <w:t xml:space="preserve"> </w:t>
+            </w:r>
+            <w:r>
+              <w:rPr>
+                <w:rFonts w:ascii="Times New Roman" w:hAnsi="Times New Roman" w:cs="Times New Roman"/>
+              </w:rPr>
+              <w:t>{grade9}</w:t>
+            </w:r>
+          </w:p>
+        </w:tc>
+        <w:tc>
+          <w:tcPr>
             <w:tcW w:w="2302" w:type="dxa"/>
           </w:tcPr>
           <w:p>
@@ -1481,7 +1826,7 @@
               <w:rPr>
                 <w:rFonts w:ascii="Times New Roman" w:hAnsi="Times New Roman" w:cs="Times New Roman"/>
               </w:rPr>
-              <w:t>9 (девять)</w:t>
+              <w:t>7 (семь)</w:t>
             </w:r>
             <w:r>
               <w:rPr>
@@ -1492,9 +1837,8 @@
             <w:r>
               <w:rPr>
                 <w:rFonts w:ascii="Times New Roman" w:hAnsi="Times New Roman" w:cs="Times New Roman"/>
-                <w:u w:val="single"/>
-              </w:rPr>
-              <w:t>{grade9}</w:t>
+              </w:rPr>
+              <w:t>{grade7}</w:t>
             </w:r>
           </w:p>
         </w:tc>
@@ -1515,7 +1859,7 @@
               <w:rPr>
                 <w:rFonts w:ascii="Times New Roman" w:hAnsi="Times New Roman" w:cs="Times New Roman"/>
               </w:rPr>
-              <w:t>7 (семь)</w:t>
+              <w:t>4 (четыре)</w:t>
             </w:r>
             <w:r>
               <w:rPr>
@@ -1526,41 +1870,6 @@
             <w:r>
               <w:rPr>
                 <w:rFonts w:ascii="Times New Roman" w:hAnsi="Times New Roman" w:cs="Times New Roman"/>
-                <w:u w:val="single"/>
-              </w:rPr>
-              <w:t>{grade7}</w:t>
-            </w:r>
-          </w:p>
-        </w:tc>
-        <w:tc>
-          <w:tcPr>
-            <w:tcW w:w="2302" w:type="dxa"/>
-          </w:tcPr>
-          <w:p>
-            <w:pPr>
-              <w:spacing w:line="276" w:lineRule="auto"/>
-              <w:jc w:val="both"/>
-              <w:rPr>
-                <w:rFonts w:ascii="Times New Roman" w:hAnsi="Times New Roman" w:cs="Times New Roman"/>
-                <w:lang w:val="en-US"/>
-              </w:rPr>
-            </w:pPr>
-            <w:r>
-              <w:rPr>
-                <w:rFonts w:ascii="Times New Roman" w:hAnsi="Times New Roman" w:cs="Times New Roman"/>
-              </w:rPr>
-              <w:t>4 (четыре)</w:t>
-            </w:r>
-            <w:r>
-              <w:rPr>
-                <w:rFonts w:ascii="Times New Roman" w:hAnsi="Times New Roman" w:cs="Times New Roman"/>
-              </w:rPr>
-              <w:t xml:space="preserve"> </w:t>
-            </w:r>
-            <w:r>
-              <w:rPr>
-                <w:rFonts w:ascii="Times New Roman" w:hAnsi="Times New Roman" w:cs="Times New Roman"/>
-                <w:u w:val="single"/>
               </w:rPr>
               <w:t>{grade4}</w:t>
             </w:r>
@@ -1583,14 +1892,7 @@
               <w:rPr>
                 <w:rFonts w:ascii="Times New Roman" w:hAnsi="Times New Roman" w:cs="Times New Roman"/>
               </w:rPr>
-              <w:t xml:space="preserve">2(два) </w:t>
-            </w:r>
-            <w:r>
-              <w:rPr>
-                <w:rFonts w:ascii="Times New Roman" w:hAnsi="Times New Roman" w:cs="Times New Roman"/>
-                <w:u w:val="single"/>
-              </w:rPr>
-              <w:t>{grade2}</w:t>
+              <w:t>2(два) {grade2}</w:t>
             </w:r>
           </w:p>
         </w:tc>
@@ -1598,6 +1900,21 @@
       <w:tr>
         <w:tc>
           <w:tcPr>
+            <w:tcW w:w="2444" w:type="dxa"/>
+          </w:tcPr>
+          <w:p>
+            <w:pPr>
+              <w:spacing w:line="276" w:lineRule="auto"/>
+              <w:jc w:val="both"/>
+              <w:rPr>
+                <w:rFonts w:ascii="Times New Roman" w:hAnsi="Times New Roman" w:cs="Times New Roman"/>
+                <w:lang w:val="en-US"/>
+              </w:rPr>
+            </w:pPr>
+          </w:p>
+        </w:tc>
+        <w:tc>
+          <w:tcPr>
             <w:tcW w:w="2302" w:type="dxa"/>
           </w:tcPr>
           <w:p>
@@ -1609,6 +1926,37 @@
                 <w:lang w:val="en-US"/>
               </w:rPr>
             </w:pPr>
+            <w:r>
+              <w:rPr>
+                <w:rFonts w:ascii="Times New Roman" w:hAnsi="Times New Roman" w:cs="Times New Roman"/>
+              </w:rPr>
+              <w:t>6</w:t>
+            </w:r>
+            <w:r>
+              <w:rPr>
+                <w:rFonts w:ascii="Times New Roman" w:hAnsi="Times New Roman" w:cs="Times New Roman"/>
+                <w:lang w:val="en-US"/>
+              </w:rPr>
+              <w:t xml:space="preserve"> </w:t>
+            </w:r>
+            <w:r>
+              <w:rPr>
+                <w:rFonts w:ascii="Times New Roman" w:hAnsi="Times New Roman" w:cs="Times New Roman"/>
+              </w:rPr>
+              <w:t>(шесть)</w:t>
+            </w:r>
+            <w:r>
+              <w:rPr>
+                <w:rFonts w:ascii="Times New Roman" w:hAnsi="Times New Roman" w:cs="Times New Roman"/>
+              </w:rPr>
+              <w:t xml:space="preserve"> </w:t>
+            </w:r>
+            <w:r>
+              <w:rPr>
+                <w:rFonts w:ascii="Times New Roman" w:hAnsi="Times New Roman" w:cs="Times New Roman"/>
+              </w:rPr>
+              <w:t>{grade6}</w:t>
+            </w:r>
           </w:p>
         </w:tc>
         <w:tc>
@@ -1624,53 +1972,6 @@
                 <w:lang w:val="en-US"/>
               </w:rPr>
             </w:pPr>
-            <w:r>
-              <w:rPr>
-                <w:rFonts w:ascii="Times New Roman" w:hAnsi="Times New Roman" w:cs="Times New Roman"/>
-              </w:rPr>
-              <w:t>6</w:t>
-            </w:r>
-            <w:r>
-              <w:rPr>
-                <w:rFonts w:ascii="Times New Roman" w:hAnsi="Times New Roman" w:cs="Times New Roman"/>
-                <w:lang w:val="en-US"/>
-              </w:rPr>
-              <w:t xml:space="preserve"> </w:t>
-            </w:r>
-            <w:r>
-              <w:rPr>
-                <w:rFonts w:ascii="Times New Roman" w:hAnsi="Times New Roman" w:cs="Times New Roman"/>
-              </w:rPr>
-              <w:t>(шесть)</w:t>
-            </w:r>
-            <w:r>
-              <w:rPr>
-                <w:rFonts w:ascii="Times New Roman" w:hAnsi="Times New Roman" w:cs="Times New Roman"/>
-              </w:rPr>
-              <w:t xml:space="preserve"> </w:t>
-            </w:r>
-            <w:r>
-              <w:rPr>
-                <w:rFonts w:ascii="Times New Roman" w:hAnsi="Times New Roman" w:cs="Times New Roman"/>
-                <w:u w:val="single"/>
-              </w:rPr>
-              <w:t>{grade6}</w:t>
-            </w:r>
-          </w:p>
-        </w:tc>
-        <w:tc>
-          <w:tcPr>
-            <w:tcW w:w="2302" w:type="dxa"/>
-          </w:tcPr>
-          <w:p>
-            <w:pPr>
-              <w:spacing w:line="276" w:lineRule="auto"/>
-              <w:jc w:val="both"/>
-              <w:rPr>
-                <w:rFonts w:ascii="Times New Roman" w:hAnsi="Times New Roman" w:cs="Times New Roman"/>
-                <w:lang w:val="en-US"/>
-              </w:rPr>
-            </w:pPr>
           </w:p>
         </w:tc>
         <w:tc>
@@ -1690,14 +1991,7 @@
               <w:rPr>
                 <w:rFonts w:ascii="Times New Roman" w:hAnsi="Times New Roman" w:cs="Times New Roman"/>
               </w:rPr>
-              <w:t xml:space="preserve">1(один) </w:t>
-            </w:r>
-            <w:r>
-              <w:rPr>
-                <w:rFonts w:ascii="Times New Roman" w:hAnsi="Times New Roman" w:cs="Times New Roman"/>
-                <w:u w:val="single"/>
-              </w:rPr>
-              <w:t>{grade1}</w:t>
+              <w:t>1(один) {grade1}</w:t>
             </w:r>
           </w:p>
         </w:tc>
@@ -1734,7 +2028,6 @@
         <w:jc w:val="both"/>
         <w:rPr>
           <w:rFonts w:ascii="Times New Roman" w:hAnsi="Times New Roman" w:cs="Times New Roman"/>
-          <w:u w:val="single"/>
         </w:rPr>
       </w:pPr>
       <w:r>
@@ -1746,16 +2039,28 @@
       <w:r>
         <w:rPr>
           <w:rFonts w:ascii="Times New Roman" w:hAnsi="Times New Roman" w:cs="Times New Roman"/>
-          <w:u w:val="single"/>
         </w:rPr>
         <w:t xml:space="preserve"> </w:t>
       </w:r>
       <w:r>
         <w:rPr>
           <w:rFonts w:ascii="Times New Roman" w:hAnsi="Times New Roman" w:cs="Times New Roman"/>
-          <w:u w:val="single"/>
-        </w:rPr>
-        <w:t>{absentStudents}</w:t>
+        </w:rPr>
+        <w:t>{</w:t>
+      </w:r>
+      <w:proofErr w:type="spellStart"/>
+      <w:r>
+        <w:rPr>
+          <w:rFonts w:ascii="Times New Roman" w:hAnsi="Times New Roman" w:cs="Times New Roman"/>
+        </w:rPr>
+        <w:t>absentStudents</w:t>
+      </w:r>
+      <w:proofErr w:type="spellEnd"/>
+      <w:r>
+        <w:rPr>
+          <w:rFonts w:ascii="Times New Roman" w:hAnsi="Times New Roman" w:cs="Times New Roman"/>
+        </w:rPr>
+        <w:t>}</w:t>
       </w:r>
     </w:p>
     <w:sectPr>

--- a/backend/templates/Ведомость.docx
+++ b/backend/templates/Ведомость.docx
@@ -1452,12 +1452,6 @@
           <w:rFonts w:ascii="Times New Roman" w:hAnsi="Times New Roman" w:cs="Times New Roman"/>
         </w:rPr>
       </w:pPr>
-      <w:r>
-        <w:rPr>
-          <w:rFonts w:ascii="Times New Roman" w:hAnsi="Times New Roman" w:cs="Times New Roman"/>
-        </w:rPr>
-        <w:tab/>
-      </w:r>
       <w:r>
         <w:rPr>
           <w:rFonts w:ascii="Times New Roman" w:hAnsi="Times New Roman" w:cs="Times New Roman"/>
